--- a/Space_News_17_06_2026.docx
+++ b/Space_News_17_06_2026.docx
@@ -327,7 +327,7 @@
           <w:rFonts w:ascii="Times New Roman" w:hAnsi="Times New Roman"/>
           <w:sz w:val="24"/>
         </w:rPr>
-        <w:t>In a significant step towards advancing space technology education and research , Chandigarh University has launched the KCC Space Technology &amp; Research Programme 2026 and the KCC Summer Internship Programme 2026 at its campus under the Kalpana Chawla Centre (KCC). The month-long national programme, running from June 15 to July 11, 2026 , brings together leading scientists and experts from the Indian Space Research Organisation (ISRO), the Indian Institute of Space Science and Technology (IIST), the Semiconductor Laboratory (SCL), and other premier national institutions. The initiative aims to provide students and research scholars with hands-on exposure to emerging space technologies, satellite systems, and semiconductor applications. The inaugural ceremony was attended by Dr S Sudhakar, Deputy Director, U R Rao Satellite Centre (URSC), ISRO , as Chief Guest, and Prof. Priyadarshnam, Head &amp; Project Director, SSPACE, IIST , as Guest of Honour. Senior officials including Dr Kamaljeet Singh, Director General, SCL Chandigarh, and Sri Jothy Soman, Group Director, URSC, ISRO, also participated. Speaking at the event, Dr Sudhakar highlighted the importance of indigenous technology development , stating that India's progress in space missions has been driven by self-reliance and talent. He noted that space-based services such as communication, navigation, surveillance, and defence applications will expand significantly in the coming decades, aligning with India's roadmap towards 2047. Prof. Priyadarshnam emphasised ISRO's culture of precision engineering, rigorous testing, and human expertise , describing them as key factors behind mission success. He also underlined the growing relevance of quantum technology and artificial intelligence in strengthening space communication systems and data-driven decision-making. Dr Kamaljeet Singh of SCL highlighted semiconductors as the backbone of the digital and strategic economy , noting India's push under the India Semiconductor Mission to build a self-reliant ecosystem for advanced computing, AI, and space applications. Over the next four weeks, around 15 scientists and experts from ISRO, IIST, NSIL, IIRS, MoES, and SCL will conduct lectures, workshops, laboratory demonstrations, and mentoring sessions for students and faculty.The initiative aims to strengthen India's future talent pipeline in space science, semiconductor technology, and advanced research domains .</w:t>
+        <w:t>ISRO Scientists Mentor Students At Chandigarh University Space Programme 2026 The Morning Voice</w:t>
       </w:r>
     </w:p>
     <w:p>

--- a/Space_News_17_06_2026.docx
+++ b/Space_News_17_06_2026.docx
@@ -327,7 +327,7 @@
           <w:rFonts w:ascii="Times New Roman" w:hAnsi="Times New Roman"/>
           <w:sz w:val="24"/>
         </w:rPr>
-        <w:t>ISRO Scientists Mentor Students At Chandigarh University Space Programme 2026 The Morning Voice</w:t>
+        <w:t>In a significant step towards advancing space technology education and research , Chandigarh University has launched the KCC Space Technology &amp; Research Programme 2026 and the KCC Summer Internship Programme 2026 at its campus under the Kalpana Chawla Centre (KCC). The month-long national programme, running from June 15 to July 11, 2026 , brings together leading scientists and experts from the Indian Space Research Organisation (ISRO), the Indian Institute of Space Science and Technology (IIST), the Semiconductor Laboratory (SCL), and other premier national institutions. The initiative aims to provide students and research scholars with hands-on exposure to emerging space technologies, satellite systems, and semiconductor applications. The inaugural ceremony was attended by Dr S Sudhakar, Deputy Director, U R Rao Satellite Centre (URSC), ISRO , as Chief Guest, and Prof. Priyadarshnam, Head &amp; Project Director, SSPACE, IIST , as Guest of Honour. Senior officials including Dr Kamaljeet Singh, Director General, SCL Chandigarh, and Sri Jothy Soman, Group Director, URSC, ISRO, also participated. Speaking at the event, Dr Sudhakar highlighted the importance of indigenous technology development , stating that India's progress in space missions has been driven by self-reliance and talent. He noted that space-based services such as communication, navigation, surveillance, and defence applications will expand significantly in the coming decades, aligning with India's roadmap towards 2047. Prof. Priyadarshnam emphasised ISRO's culture of precision engineering, rigorous testing, and human expertise , describing them as key factors behind mission success. He also underlined the growing relevance of quantum technology and artificial intelligence in strengthening space communication systems and data-driven decision-making. Dr Kamaljeet Singh of SCL highlighted semiconductors as the backbone of the digital and strategic economy , noting India's push under the India Semiconductor Mission to build a self-reliant ecosystem for advanced computing, AI, and space applications. Over the next four weeks, around 15 scientists and experts from ISRO, IIST, NSIL, IIRS, MoES, and SCL will conduct lectures, workshops, laboratory demonstrations, and mentoring sessions for students and faculty.The initiative aims to strengthen India's future talent pipeline in space science, semiconductor technology, and advanced research domains .</w:t>
       </w:r>
     </w:p>
     <w:p>

--- a/Space_News_17_06_2026.docx
+++ b/Space_News_17_06_2026.docx
@@ -155,7 +155,7 @@
           <w:b/>
           <w:sz w:val="26"/>
         </w:rPr>
-        <w:t>1. ISRO Experts Highlight Role of Quantum Technologies in Future Space and Security Systems - The Quantum Insider</w:t>
+        <w:t>1. ISRO scientists launch space research programmes at Chandigarh University - Awaz The Voice</w:t>
       </w:r>
     </w:p>
     <w:p>
@@ -164,55 +164,6 @@
         <w:jc w:val="left"/>
       </w:pPr>
       <w:hyperlink r:id="rId12">
-        <w:r>
-          <w:rPr>
-            <w:color w:val="0000FF"/>
-            <w:u w:val="single"/>
-          </w:rPr>
-          <w:t>Read more</w:t>
-        </w:r>
-      </w:hyperlink>
-    </w:p>
-    <w:p>
-      <w:pPr>
-        <w:spacing w:after="120" w:line="276" w:lineRule="auto"/>
-        <w:jc w:val="both"/>
-      </w:pPr>
-      <w:r>
-        <w:rPr>
-          <w:rFonts w:ascii="Times New Roman" w:hAnsi="Times New Roman"/>
-          <w:sz w:val="24"/>
-        </w:rPr>
-        <w:t>Insider Brief Chandigarh University has launched the KCC Space Technology &amp; Research Program 2026 and Summer Internship Program 2026 with participation from ISRO, IIST, SCL, and other leading scientific institutions. The month-long initiative will provide students with training, mentoring, workshops, and exposure to emerging technologies in space, semiconductors, AI, and quantum communications. ISRO, IIST, and SCL leaders highlighted the importance of indigenous technology development, quantum technologies, semiconductors, and AI for India's future growth and security. PRESS RELEASE - In a major step towards strengthening space technology education and research, Chandigarh University, through its Kalpana Chawla Centre (KCC) has launched the KCC Space Technology &amp; Research Program 2026 and the KCC Summer Internship Program 2026 at its campus on Monday. The month-long national-level programme, running from June 15 to July 11, 2026, has brought together leading space scientists, satellite technologists and semiconductor experts from the Indian Space Research Organisation (ISRO), the Indian Institute of Space Science and Technology (IIST), the Semiconductor Laboratory (SCL) and other premier scientific institutions to mentor the next generation of innovators and researchers. The initiative will provide students with valuable insights into emerging space technologies and hands-on exposure to cutting-edge developments shaping India's rapidly evolving space sector. The inaugural ceremony was graced by Dr S Sudhakar, Deputy Director, U R Rao Satellite Centre (URSC), ISRO as the Chief Guest while Prof. Priyadarshnam, Head and Project Director, SSPACE, Indian Institute of Space Science and Technology (IIST) attended as the Guest of Honour. Distinguished guests included Dr. Kamaljeet Singh, Director General, Semiconductor Laboratory (SCL), Chandigarh, and Sri Jothy Soman, Group Director, URSC, ISRO. Speaking on the occasion, Dr S Sudhakar, Deputy Director, U R Rao Satellite Centre (URSC), ISRO said, "As India works towards becoming a developed nation by 2047, science and technology will play a defining role in shaping the future. Science is going to govern the world and space technology will be one of the most important drivers of that transformation. One of the most important lessons young engineers and researchers can learn from ISRO's journey is the value of developing indigenous technologies. We have achieved world-class results by building our own capabilities and relying on the talent of our people. Technology does not come free and acquiring it from elsewhere often comes at a significant cost. When we develop technologies ourselves, we not only reduce costs but also gain strategic advantages and self-reliance. This approach has enabled India to perform exceptionally well despite resource constraints." Dr S Sudhakar added, "Communication, navigation, scientific exploration and strategic applications will increasingly depend on advancements in the space sector. The coming decades will witness growing demand for space-based services, including surveillance, communication and navigation systems. The defence sector is also expanding its space-based capabilities, both independently and in collaboration with ISRO. At the same time, there will be increasing requirements for scientific research, exploration missions and technology development across multiple domains." "ISRO has already charted out an ambitious roadmap extending to 2047, including major programmes ranging from advanced exploration missions to long-term human spaceflight missions. To remain technologically ahead in an increasingly competitive global environment, India must continue to invest in indigenous technologies and strengthen its infrastructure," added Dr Sudhakar. Speaking on the occasion, Prof. Priyadarshnam, Head &amp; Project Director, SSPACE, Indian Institute of Space Science and Technology (IIST) said, "ISRO has always been at the forefront of achieving maximum impact with limited resources. One of the key lessons from its journey is the importance of precision, rigorous testing and human expertise. While automation has its place, mission success ultimately depends on meticulous development, validation and the dedication of scientists and engineers. This culture of frugal innovation and uncompromising testing has been central to ISRO's achievements over the years." On the role emerging technologies can play in strengthening the security systems in the country, Prof. Priyadarshnam said, "Quantum technology will be a major thrust area in the future. If we do not adapt to quantum systems, many of the present security mechanisms could eventually become vulnerable. Research organizations across India, including ISRO, are already working on quantum technologies, particularly quantum cryptography and quantum communications. Artificial intelligence is another technology that will have a profound impact on the space sector. While its adoption in satellite systems is still evolving, the enormous volume of data being generated by modern space missions will make AI indispensable for analysis, decision-making and future space applications. These areas will play a crucial role in securing communications, protecting critical infrastructure and strengthening national security in the years ahead." On space technology's role in driving economic growth, he said, "Space technology is going to play a major role in India's future development. Unless we are quick enough to adopt and integrate space technologies across the domains, the pace of development will not be sufficient. There is certainly a threat perception arising from the growing role of space-based technologies in security and strategic affairs. However, India has the capability to overcome such challenges through indigenous innovation and technological self-reliance. India's greatest strength lies in its talent, and we must increase our workforce in this critical sector. Innovation in areas such as small satellite technologies and advanced space systems will be important in enhancing our preparedness and resilience." Dr Kamaljeet Singh, Director General, Semiconductor Laboratory (SCL) said, "Semiconductors are the foundation of the digital economy and will play a crucial role in India's journey towards becoming a developed nation by 2047. Under the India Semiconductor Mission, significant progress is already being made with multiple manufacturing and assembly plants being established across the country. Our objective is to build a robust, full-stack semiconductor ecosystem that reduces import dependence and strengthens India's technological capabilities. Semiconductors are critical for strategic sectors including space, telecommunications, defence, artificial intelligence and advanced computing." "The next step is to strengthen manufacturing, deployment and application ecosystems. As artificial intelligence becomes a key driver of future growth, India must leverage its vast data resources to develop indigenous technologies and sovereign AI models. Building strong capabilities in semiconductors and AI will not only boost economic growth but also enhance national security, technological independence and India's competitiveness in the global innovation landscape," added Dr Kamaljeet. Over the next four weeks, nearly 15 eminent scientists, directors, senior researchers and technical experts from premier national institutions including ISRO, IIST, NewSpace India Limited (NSIL), Indian Institute of Remote Sensing (IIRS), Ministry of Earth Sciences (MoES), Semiconductor Laboratory (SCL) and other leading organizations will engage with Chandigarh University students and faculty through an intensive series of technical training sessions, expert lectures, laboratory demonstrations, mentoring programmes, research discussions and interactive workshops.</w:t>
-      </w:r>
-    </w:p>
-    <w:p>
-      <w:pPr>
-        <w:pBdr>
-          <w:bottom w:val="single" w:sz="6" w:space="6" w:color="A6A6A6"/>
-        </w:pBdr>
-      </w:pPr>
-    </w:p>
-    <w:p/>
-    <w:p>
-      <w:pPr>
-        <w:spacing w:after="60"/>
-      </w:pPr>
-      <w:r>
-        <w:rPr>
-          <w:rFonts w:ascii="Times New Roman" w:hAnsi="Times New Roman"/>
-          <w:b/>
-          <w:sz w:val="26"/>
-        </w:rPr>
-        <w:t>2. ISRO scientists launch space research programmes at Chandigarh University - Awaz The Voice</w:t>
-      </w:r>
-    </w:p>
-    <w:p>
-      <w:pPr>
-        <w:spacing w:after="80"/>
-        <w:jc w:val="left"/>
-      </w:pPr>
-      <w:hyperlink r:id="rId13">
         <w:r>
           <w:rPr>
             <w:color w:val="0000FF"/>
@@ -259,7 +210,7 @@
           <w:b/>
           <w:sz w:val="26"/>
         </w:rPr>
-        <w:t>3. ISRO Scientists Mentor Students At Chandigarh University Space Programme 2026 - The Morning Voice</w:t>
+        <w:t>2. ISRO Scientists Mentor Students At Chandigarh University Space Programme 2026 - The Morning Voice</w:t>
       </w:r>
     </w:p>
     <w:p>
@@ -267,7 +218,7 @@
         <w:spacing w:after="80"/>
         <w:jc w:val="left"/>
       </w:pPr>
-      <w:hyperlink r:id="rId14">
+      <w:hyperlink r:id="rId13">
         <w:r>
           <w:rPr>
             <w:color w:val="0000FF"/>
@@ -298,7 +249,7 @@
                     <pic:cNvPicPr/>
                   </pic:nvPicPr>
                   <pic:blipFill>
-                    <a:blip r:embed="rId15"/>
+                    <a:blip r:embed="rId14"/>
                     <a:stretch>
                       <a:fillRect/>
                     </a:stretch>
@@ -327,7 +278,7 @@
           <w:rFonts w:ascii="Times New Roman" w:hAnsi="Times New Roman"/>
           <w:sz w:val="24"/>
         </w:rPr>
-        <w:t>ISRO Scientists Mentor Students At Chandigarh University Space Programme 2026 The Morning Voice</w:t>
+        <w:t>In a significant step towards advancing space technology education and research , Chandigarh University has launched the KCC Space Technology &amp; Research Programme 2026 and the KCC Summer Internship Programme 2026 at its campus under the Kalpana Chawla Centre (KCC). The month-long national programme, running from June 15 to July 11, 2026 , brings together leading scientists and experts from the Indian Space Research Organisation (ISRO), the Indian Institute of Space Science and Technology (IIST), the Semiconductor Laboratory (SCL), and other premier national institutions. The initiative aims to provide students and research scholars with hands-on exposure to emerging space technologies, satellite systems, and semiconductor applications. The inaugural ceremony was attended by Dr S Sudhakar, Deputy Director, U R Rao Satellite Centre (URSC), ISRO , as Chief Guest, and Prof. Priyadarshnam, Head &amp; Project Director, SSPACE, IIST , as Guest of Honour. Senior officials including Dr Kamaljeet Singh, Director General, SCL Chandigarh, and Sri Jothy Soman, Group Director, URSC, ISRO, also participated. Speaking at the event, Dr Sudhakar highlighted the importance of indigenous technology development , stating that India's progress in space missions has been driven by self-reliance and talent. He noted that space-based services such as communication, navigation, surveillance, and defence applications will expand significantly in the coming decades, aligning with India's roadmap towards 2047. Prof. Priyadarshnam emphasised ISRO's culture of precision engineering, rigorous testing, and human expertise , describing them as key factors behind mission success. He also underlined the growing relevance of quantum technology and artificial intelligence in strengthening space communication systems and data-driven decision-making. Dr Kamaljeet Singh of SCL highlighted semiconductors as the backbone of the digital and strategic economy , noting India's push under the India Semiconductor Mission to build a self-reliant ecosystem for advanced computing, AI, and space applications. Over the next four weeks, around 15 scientists and experts from ISRO, IIST, NSIL, IIRS, MoES, and SCL will conduct lectures, workshops, laboratory demonstrations, and mentoring sessions for students and faculty.The initiative aims to strengthen India's future talent pipeline in space science, semiconductor technology, and advanced research domains .</w:t>
       </w:r>
     </w:p>
     <w:p>
@@ -348,7 +299,7 @@
           <w:b/>
           <w:sz w:val="26"/>
         </w:rPr>
-        <w:t>4. NASA's Webb Catches Exoplanet Getting Roasted</w:t>
+        <w:t>3. NASA's Webb Catches Exoplanet Getting Roasted</w:t>
       </w:r>
     </w:p>
     <w:p>
@@ -356,7 +307,7 @@
         <w:spacing w:after="80"/>
         <w:jc w:val="left"/>
       </w:pPr>
-      <w:hyperlink r:id="rId16">
+      <w:hyperlink r:id="rId15">
         <w:r>
           <w:rPr>
             <w:color w:val="0000FF"/>
@@ -387,7 +338,7 @@
                     <pic:cNvPicPr/>
                   </pic:nvPicPr>
                   <pic:blipFill>
-                    <a:blip r:embed="rId17"/>
+                    <a:blip r:embed="rId16"/>
                     <a:stretch>
                       <a:fillRect/>
                     </a:stretch>
@@ -437,7 +388,7 @@
           <w:b/>
           <w:sz w:val="26"/>
         </w:rPr>
-        <w:t>5. Astronaut Jessica Meir Assists With Hardware Updates for NASA's Cold Atom Lab</w:t>
+        <w:t>4. Astronaut Jessica Meir Assists With Hardware Updates for NASA's Cold Atom Lab</w:t>
       </w:r>
     </w:p>
     <w:p>
@@ -445,7 +396,7 @@
         <w:spacing w:after="80"/>
         <w:jc w:val="left"/>
       </w:pPr>
-      <w:hyperlink r:id="rId18">
+      <w:hyperlink r:id="rId17">
         <w:r>
           <w:rPr>
             <w:color w:val="0000FF"/>
@@ -476,7 +427,7 @@
                     <pic:cNvPicPr/>
                   </pic:nvPicPr>
                   <pic:blipFill>
-                    <a:blip r:embed="rId19"/>
+                    <a:blip r:embed="rId18"/>
                     <a:stretch>
                       <a:fillRect/>
                     </a:stretch>
@@ -526,7 +477,7 @@
           <w:b/>
           <w:sz w:val="26"/>
         </w:rPr>
-        <w:t>6. NASA Webb, Hubble Reveal History of Relic of Milky Way's Formation</w:t>
+        <w:t>5. NASA Webb, Hubble Reveal History of Relic of Milky Way's Formation</w:t>
       </w:r>
     </w:p>
     <w:p>
@@ -534,7 +485,7 @@
         <w:spacing w:after="80"/>
         <w:jc w:val="left"/>
       </w:pPr>
-      <w:hyperlink r:id="rId20">
+      <w:hyperlink r:id="rId19">
         <w:r>
           <w:rPr>
             <w:color w:val="0000FF"/>
@@ -565,7 +516,7 @@
                     <pic:cNvPicPr/>
                   </pic:nvPicPr>
                   <pic:blipFill>
-                    <a:blip r:embed="rId21"/>
+                    <a:blip r:embed="rId20"/>
                     <a:stretch>
                       <a:fillRect/>
                     </a:stretch>
@@ -615,7 +566,7 @@
           <w:b/>
           <w:sz w:val="26"/>
         </w:rPr>
-        <w:t>7. NASA's Quantum Lab Aboard Space Station Gets Chilly Upgrade</w:t>
+        <w:t>6. NASA's Quantum Lab Aboard Space Station Gets Chilly Upgrade</w:t>
       </w:r>
     </w:p>
     <w:p>
@@ -623,7 +574,7 @@
         <w:spacing w:after="80"/>
         <w:jc w:val="left"/>
       </w:pPr>
-      <w:hyperlink r:id="rId22">
+      <w:hyperlink r:id="rId21">
         <w:r>
           <w:rPr>
             <w:color w:val="0000FF"/>
@@ -670,7 +621,7 @@
           <w:b/>
           <w:sz w:val="26"/>
         </w:rPr>
-        <w:t>8. NASA Uses Machine Learning to Enhance Flash Flood Warnings</w:t>
+        <w:t>7. NASA Uses Machine Learning to Enhance Flash Flood Warnings</w:t>
       </w:r>
     </w:p>
     <w:p>
@@ -678,7 +629,7 @@
         <w:spacing w:after="80"/>
         <w:jc w:val="left"/>
       </w:pPr>
-      <w:hyperlink r:id="rId23">
+      <w:hyperlink r:id="rId22">
         <w:r>
           <w:rPr>
             <w:color w:val="0000FF"/>
@@ -709,7 +660,7 @@
                     <pic:cNvPicPr/>
                   </pic:nvPicPr>
                   <pic:blipFill>
-                    <a:blip r:embed="rId24"/>
+                    <a:blip r:embed="rId23"/>
                     <a:stretch>
                       <a:fillRect/>
                     </a:stretch>
@@ -759,7 +710,7 @@
           <w:b/>
           <w:sz w:val="26"/>
         </w:rPr>
-        <w:t>9. NASA X-ray spacecraft catches jet erupting from 1st supermassive black hole imaged by humanity</w:t>
+        <w:t>8. NASA X-ray spacecraft catches jet erupting from 1st supermassive black hole imaged by humanity</w:t>
       </w:r>
     </w:p>
     <w:p>
@@ -767,7 +718,7 @@
         <w:spacing w:after="80"/>
         <w:jc w:val="left"/>
       </w:pPr>
-      <w:hyperlink r:id="rId25">
+      <w:hyperlink r:id="rId24">
         <w:r>
           <w:rPr>
             <w:color w:val="0000FF"/>
@@ -798,7 +749,7 @@
                     <pic:cNvPicPr/>
                   </pic:nvPicPr>
                   <pic:blipFill>
-                    <a:blip r:embed="rId26"/>
+                    <a:blip r:embed="rId25"/>
                     <a:stretch>
                       <a:fillRect/>
                     </a:stretch>
@@ -848,7 +799,7 @@
           <w:b/>
           <w:sz w:val="26"/>
         </w:rPr>
-        <w:t>10. Watch European rocket launch record-breaking mission for Amazon on June 17</w:t>
+        <w:t>9. Watch European rocket launch record-breaking mission for Amazon on June 17</w:t>
       </w:r>
     </w:p>
     <w:p>
@@ -856,7 +807,7 @@
         <w:spacing w:after="80"/>
         <w:jc w:val="left"/>
       </w:pPr>
-      <w:hyperlink r:id="rId27">
+      <w:hyperlink r:id="rId26">
         <w:r>
           <w:rPr>
             <w:color w:val="0000FF"/>
@@ -887,7 +838,7 @@
                     <pic:cNvPicPr/>
                   </pic:nvPicPr>
                   <pic:blipFill>
-                    <a:blip r:embed="rId28"/>
+                    <a:blip r:embed="rId27"/>
                     <a:stretch>
                       <a:fillRect/>
                     </a:stretch>
@@ -937,7 +888,7 @@
           <w:b/>
           <w:sz w:val="26"/>
         </w:rPr>
-        <w:t>11. Don't miss the moon lead a dazzling mini 'planet parade' on June 17</w:t>
+        <w:t>10. Don't miss the moon lead a dazzling mini 'planet parade' on June 17</w:t>
       </w:r>
     </w:p>
     <w:p>
@@ -945,7 +896,7 @@
         <w:spacing w:after="80"/>
         <w:jc w:val="left"/>
       </w:pPr>
-      <w:hyperlink r:id="rId29">
+      <w:hyperlink r:id="rId28">
         <w:r>
           <w:rPr>
             <w:color w:val="0000FF"/>
@@ -976,7 +927,7 @@
                     <pic:cNvPicPr/>
                   </pic:nvPicPr>
                   <pic:blipFill>
-                    <a:blip r:embed="rId30"/>
+                    <a:blip r:embed="rId29"/>
                     <a:stretch>
                       <a:fillRect/>
                     </a:stretch>

--- a/Space_News_17_06_2026.docx
+++ b/Space_News_17_06_2026.docx
@@ -155,7 +155,7 @@
           <w:b/>
           <w:sz w:val="26"/>
         </w:rPr>
-        <w:t>1. ISRO scientists launch space research programmes at Chandigarh University - Awaz The Voice</w:t>
+        <w:t>1. G20 satellite is expected to be launched in 2027: ISRO Chairman - Newsonair</w:t>
       </w:r>
     </w:p>
     <w:p>
@@ -164,6 +164,202 @@
         <w:jc w:val="left"/>
       </w:pPr>
       <w:hyperlink r:id="rId12">
+        <w:r>
+          <w:rPr>
+            <w:color w:val="0000FF"/>
+            <w:u w:val="single"/>
+          </w:rPr>
+          <w:t>Read more</w:t>
+        </w:r>
+      </w:hyperlink>
+    </w:p>
+    <w:p>
+      <w:pPr>
+        <w:spacing w:after="120" w:line="276" w:lineRule="auto"/>
+        <w:jc w:val="both"/>
+      </w:pPr>
+      <w:r>
+        <w:rPr>
+          <w:rFonts w:ascii="Times New Roman" w:hAnsi="Times New Roman"/>
+          <w:sz w:val="24"/>
+        </w:rPr>
+        <w:t>ISRO Chairman V. Narayanan has said that the G20 satellite, designed to study climate and air pollution and monitor weather, is expected to be launched in 2027. He said India is the first country to succeed in placing more than 100 satellites using a single rocket without any collision. Dr Narayanan was addressing scientists from DRDO, ISRO, and the Aeronautical Society of India at the Engineering Staff College of India in Hyderabad yesterday. He said India is taking the lead role in the launch of the G20 satellite for the G-20 countries. Dr Narayanan said ISRO is working towards sending a human to the moon by 2040. He said if ISRO makes it happen by 2040, India will be on par with any other space-faring nation in terms of launcher technology, satellite technology, application area, and human space flight program. According to Dr Narayanan, ISRO is in the process of making a 2.2 metre diameter, 100 mm thick titanium vessel for Samudrayaan, a project for the Deep Ocean Mission.</w:t>
+      </w:r>
+    </w:p>
+    <w:p>
+      <w:pPr>
+        <w:pBdr>
+          <w:bottom w:val="single" w:sz="6" w:space="6" w:color="A6A6A6"/>
+        </w:pBdr>
+      </w:pPr>
+    </w:p>
+    <w:p/>
+    <w:p>
+      <w:pPr>
+        <w:spacing w:after="60"/>
+      </w:pPr>
+      <w:r>
+        <w:rPr>
+          <w:rFonts w:ascii="Times New Roman" w:hAnsi="Times New Roman"/>
+          <w:b/>
+          <w:sz w:val="26"/>
+        </w:rPr>
+        <w:t>2. ISRO Experts Highlight Role of Quantum Technologies in Future Space and Security Systems - The Quantum Insider</w:t>
+      </w:r>
+    </w:p>
+    <w:p>
+      <w:pPr>
+        <w:spacing w:after="80"/>
+        <w:jc w:val="left"/>
+      </w:pPr>
+      <w:hyperlink r:id="rId13">
+        <w:r>
+          <w:rPr>
+            <w:color w:val="0000FF"/>
+            <w:u w:val="single"/>
+          </w:rPr>
+          <w:t>Read more</w:t>
+        </w:r>
+      </w:hyperlink>
+    </w:p>
+    <w:p>
+      <w:pPr>
+        <w:spacing w:after="120" w:line="276" w:lineRule="auto"/>
+        <w:jc w:val="both"/>
+      </w:pPr>
+      <w:r>
+        <w:rPr>
+          <w:rFonts w:ascii="Times New Roman" w:hAnsi="Times New Roman"/>
+          <w:sz w:val="24"/>
+        </w:rPr>
+        <w:t>Insider Brief Chandigarh University has launched the KCC Space Technology &amp; Research Program 2026 and Summer Internship Program 2026 with participation from ISRO, IIST, SCL, and other leading scientific institutions. The month-long initiative will provide students with training, mentoring, workshops, and exposure to emerging technologies in space, semiconductors, AI, and quantum communications. ISRO, IIST, and SCL leaders highlighted the importance of indigenous technology development, quantum technologies, semiconductors, and AI for India's future growth and security. PRESS RELEASE - In a major step towards strengthening space technology education and research, Chandigarh University, through its Kalpana Chawla Centre (KCC) has launched the KCC Space Technology &amp; Research Program 2026 and the KCC Summer Internship Program 2026 at its campus on Monday. The month-long national-level programme, running from June 15 to July 11, 2026, has brought together leading space scientists, satellite technologists and semiconductor experts from the Indian Space Research Organisation (ISRO), the Indian Institute of Space Science and Technology (IIST), the Semiconductor Laboratory (SCL) and other premier scientific institutions to mentor the next generation of innovators and researchers. The initiative will provide students with valuable insights into emerging space technologies and hands-on exposure to cutting-edge developments shaping India's rapidly evolving space sector. The inaugural ceremony was graced by Dr S Sudhakar, Deputy Director, U R Rao Satellite Centre (URSC), ISRO as the Chief Guest while Prof. Priyadarshnam, Head and Project Director, SSPACE, Indian Institute of Space Science and Technology (IIST) attended as the Guest of Honour. Distinguished guests included Dr. Kamaljeet Singh, Director General, Semiconductor Laboratory (SCL), Chandigarh, and Sri Jothy Soman, Group Director, URSC, ISRO. Speaking on the occasion, Dr S Sudhakar, Deputy Director, U R Rao Satellite Centre (URSC), ISRO said, "As India works towards becoming a developed nation by 2047, science and technology will play a defining role in shaping the future. Science is going to govern the world and space technology will be one of the most important drivers of that transformation. One of the most important lessons young engineers and researchers can learn from ISRO's journey is the value of developing indigenous technologies. We have achieved world-class results by building our own capabilities and relying on the talent of our people. Technology does not come free and acquiring it from elsewhere often comes at a significant cost. When we develop technologies ourselves, we not only reduce costs but also gain strategic advantages and self-reliance. This approach has enabled India to perform exceptionally well despite resource constraints." Dr S Sudhakar added, "Communication, navigation, scientific exploration and strategic applications will increasingly depend on advancements in the space sector. The coming decades will witness growing demand for space-based services, including surveillance, communication and navigation systems. The defence sector is also expanding its space-based capabilities, both independently and in collaboration with ISRO. At the same time, there will be increasing requirements for scientific research, exploration missions and technology development across multiple domains." "ISRO has already charted out an ambitious roadmap extending to 2047, including major programmes ranging from advanced exploration missions to long-term human spaceflight missions. To remain technologically ahead in an increasingly competitive global environment, India must continue to invest in indigenous technologies and strengthen its infrastructure," added Dr Sudhakar. Speaking on the occasion, Prof. Priyadarshnam, Head &amp; Project Director, SSPACE, Indian Institute of Space Science and Technology (IIST) said, "ISRO has always been at the forefront of achieving maximum impact with limited resources. One of the key lessons from its journey is the importance of precision, rigorous testing and human expertise. While automation has its place, mission success ultimately depends on meticulous development, validation and the dedication of scientists and engineers. This culture of frugal innovation and uncompromising testing has been central to ISRO's achievements over the years." On the role emerging technologies can play in strengthening the security systems in the country, Prof. Priyadarshnam said, "Quantum technology will be a major thrust area in the future. If we do not adapt to quantum systems, many of the present security mechanisms could eventually become vulnerable. Research organizations across India, including ISRO, are already working on quantum technologies, particularly quantum cryptography and quantum communications. Artificial intelligence is another technology that will have a profound impact on the space sector. While its adoption in satellite systems is still evolving, the enormous volume of data being generated by modern space missions will make AI indispensable for analysis, decision-making and future space applications. These areas will play a crucial role in securing communications, protecting critical infrastructure and strengthening national security in the years ahead." On space technology's role in driving economic growth, he said, "Space technology is going to play a major role in India's future development. Unless we are quick enough to adopt and integrate space technologies across the domains, the pace of development will not be sufficient. There is certainly a threat perception arising from the growing role of space-based technologies in security and strategic affairs. However, India has the capability to overcome such challenges through indigenous innovation and technological self-reliance. India's greatest strength lies in its talent, and we must increase our workforce in this critical sector. Innovation in areas such as small satellite technologies and advanced space systems will be important in enhancing our preparedness and resilience." Dr Kamaljeet Singh, Director General, Semiconductor Laboratory (SCL) said, "Semiconductors are the foundation of the digital economy and will play a crucial role in India's journey towards becoming a developed nation by 2047. Under the India Semiconductor Mission, significant progress is already being made with multiple manufacturing and assembly plants being established across the country. Our objective is to build a robust, full-stack semiconductor ecosystem that reduces import dependence and strengthens India's technological capabilities. Semiconductors are critical for strategic sectors including space, telecommunications, defence, artificial intelligence and advanced computing." "The next step is to strengthen manufacturing, deployment and application ecosystems. As artificial intelligence becomes a key driver of future growth, India must leverage its vast data resources to develop indigenous technologies and sovereign AI models. Building strong capabilities in semiconductors and AI will not only boost economic growth but also enhance national security, technological independence and India's competitiveness in the global innovation landscape," added Dr Kamaljeet. Over the next four weeks, nearly 15 eminent scientists, directors, senior researchers and technical experts from premier national institutions including ISRO, IIST, NewSpace India Limited (NSIL), Indian Institute of Remote Sensing (IIRS), Ministry of Earth Sciences (MoES), Semiconductor Laboratory (SCL) and other leading organizations will engage with Chandigarh University students and faculty through an intensive series of technical training sessions, expert lectures, laboratory demonstrations, mentoring programmes, research discussions and interactive workshops.</w:t>
+      </w:r>
+    </w:p>
+    <w:p>
+      <w:pPr>
+        <w:pBdr>
+          <w:bottom w:val="single" w:sz="6" w:space="6" w:color="A6A6A6"/>
+        </w:pBdr>
+      </w:pPr>
+    </w:p>
+    <w:p/>
+    <w:p>
+      <w:pPr>
+        <w:spacing w:after="60"/>
+      </w:pPr>
+      <w:r>
+        <w:rPr>
+          <w:rFonts w:ascii="Times New Roman" w:hAnsi="Times New Roman"/>
+          <w:b/>
+          <w:sz w:val="26"/>
+        </w:rPr>
+        <w:t>3. Jitendra Singh congratulates ISRO for successful completion of IADT-02 for Gaganyaan Mission - DD News</w:t>
+      </w:r>
+    </w:p>
+    <w:p>
+      <w:pPr>
+        <w:spacing w:after="80"/>
+        <w:jc w:val="left"/>
+      </w:pPr>
+      <w:hyperlink r:id="rId14">
+        <w:r>
+          <w:rPr>
+            <w:color w:val="0000FF"/>
+            <w:u w:val="single"/>
+          </w:rPr>
+          <w:t>Read more</w:t>
+        </w:r>
+      </w:hyperlink>
+    </w:p>
+    <w:p>
+      <w:pPr>
+        <w:spacing w:after="120" w:line="276" w:lineRule="auto"/>
+        <w:jc w:val="both"/>
+      </w:pPr>
+      <w:r>
+        <w:rPr>
+          <w:rFonts w:ascii="Times New Roman" w:hAnsi="Times New Roman"/>
+          <w:sz w:val="24"/>
+        </w:rPr>
+        <w:t>10/04/26 | 9:08 am | Gaganyaan mission ISRO Jitendra Singh Jitendra Singh congratulates ISRO for successful completion of IADT-02 for Gaganyaan Mission Union Minister Dr Jitendra Singh on Friday congratulated Indian Space Research Organisation (ISRO) for the successful completion of the Second Integrated Air Drop Test (IADT-02) for Gaganyaan, India's first human spaceflight mission scheduled for launch in 2027. He described the achievement as a significant milestone in preparing for the ambitious mission. Taking to social media platform X, Singh wrote, "Congratulations ISRO for the successful accomplishment of Second Integrated Air Drop Test (IADT-02) for Gaganyaan, India's first Human Space flight scheduled next year." He further noted, "The second Integrated Air Drop Test (IADT-02) was successfully conducted at Satish Dhawan Space Station, Sriharikota. This marks an important milestone towards the readiness for the Gaganyaan mission." India's first human spaceflight will be launched from Sriharikota in 2027. Although the mission has faced multiple delays due to its technological complexity, India has been developing the capabilities indigenously. Notably, such critical spaceflight technologies are closely guarded, and no country shares them. The government has allocated approximately Rs 10,000 crore for the Gaganyaan programme. The mission is now in its final phase, with the first crewed flight expected in the first quarter of 2027. Earlier, on April 8, ISRO Chairman V. Narayanan stated that all preparations for the uncrewed Gaganyaan missions are progressing smoothly. Speaking at the inaugural session of the 2nd International Conference on Smart Spacecraft Mission Operations, he said, "We are meeting just before the first uncrewed Gaganyaan mission. This is no ordinary mission but a crucial one for India. There will be three uncrewed missions before the final crewed launch. All activities for the first mission are progressing well, though challenges remain." The conference was also attended by former ISRO chiefs A.S. Kiran Kumar and S. Somanath, along with ISRO centre directors, students, and representatives from space startups. Meanwhile, India's human spaceflight preparations advanced further on April 4, as four selected astronauts began a high-altitude experiment in Ladakh under the "Mission Mitra" (Mapping of Interoperable Traits and Reliability Assessment). The programme aims to evaluate human performance in extreme environments. The astronauts, including Group Captain Shubhnashu Shukla and P. Balakrishnan Nair, arrived in Leh earlier this week for acclimatisation. The mission is supported by a multidisciplinary team of scientists, engineers, medical experts, and psychologists, marking another crucial step in India's journey towards human space exploration. -IANS 14 mins ago | Connectivity Indian Railways approves multiple projects to improve connectivity, safety Indian Railways has approved a series of infrastructure projects worth over ₹1,200 crore aimed at enhancing rail capacity, improving freight movement, strengthening safety systems and upgrading urban transport infrastructure across Gujarat, Maharas... 39 mins ago | Ashish Khanna PM Modi highlights India's solar-powered agriculture model as blueprint for food security in Africa Prime Minister Narendra Modi on Wednesday highlighted India's success in using solar energy to transform agriculture, describing the country's clean-energy-driven farming model as a scalable solution for improving food security, farmer incomes, and s... 45 mins ago | defence PM Modi highlights transformation of India's defence capabilities driven by self-reliance and indigenous innovation Prime Minister Narendra Modi on Wednesday highlighted the sweeping transformation of India's defence sector over the past decade, emphasizing that the country's growing military strength is being powered by self-reliance, indigenous innovation, advan...</w:t>
+      </w:r>
+    </w:p>
+    <w:p>
+      <w:pPr>
+        <w:pBdr>
+          <w:bottom w:val="single" w:sz="6" w:space="6" w:color="A6A6A6"/>
+        </w:pBdr>
+      </w:pPr>
+    </w:p>
+    <w:p/>
+    <w:p>
+      <w:pPr>
+        <w:spacing w:after="60"/>
+      </w:pPr>
+      <w:r>
+        <w:rPr>
+          <w:rFonts w:ascii="Times New Roman" w:hAnsi="Times New Roman"/>
+          <w:b/>
+          <w:sz w:val="26"/>
+        </w:rPr>
+        <w:t>4. ISRO successfully conducts 2nd integrated air drop test for Gaganyaan mission | Akashvani News - Newsonair</w:t>
+      </w:r>
+    </w:p>
+    <w:p>
+      <w:pPr>
+        <w:spacing w:after="80"/>
+        <w:jc w:val="left"/>
+      </w:pPr>
+      <w:hyperlink r:id="rId15">
+        <w:r>
+          <w:rPr>
+            <w:color w:val="0000FF"/>
+            <w:u w:val="single"/>
+          </w:rPr>
+          <w:t>Read more</w:t>
+        </w:r>
+      </w:hyperlink>
+    </w:p>
+    <w:p>
+      <w:pPr>
+        <w:spacing w:after="120" w:line="276" w:lineRule="auto"/>
+        <w:jc w:val="both"/>
+      </w:pPr>
+      <w:r>
+        <w:rPr>
+          <w:rFonts w:ascii="Times New Roman" w:hAnsi="Times New Roman"/>
+          <w:sz w:val="24"/>
+        </w:rPr>
+        <w:t>The Indian Space Research Organisation (ISRO) has successfully conducted the second integrated air drop test (IADT-02) for the upcoming Gaganyaan mission at Sriharikota in Andhra Pradesh. The system is essential to ensure safe recovery of the crew module - the capsule in which astronauts sit during a human flight. After the module's release, a parachute system, comprising 10 parachutes, was deployed, helping the capsule decelerate to a safe splashdown speed. The IADT-02 follows the successful completion of the first IADT, which took place on August 24, 2025, at the Satish Dhawan Space Centre in Sriharikota. In the first IADT, a 4.8-tonne dummy crew module was dropped from a height of three km by a Chinook helicopter. Air drop tests recreate the last leg of a spacecraft's return to the Earth. An aircraft or helicopter drops the spacecraft from a height to test various systems under different scenarios. These are the deployment of the parachute system in case the mission is aborted mid-flight, system performance when one parachute fails to open, and the spacecraft's orientation and safety during splashdown. Union Minister Jitendra Singh congratulated the ISRO for successfully conducting the test. India's first human spaceflight will be launched from Sriharikota in 2027.</w:t>
+      </w:r>
+    </w:p>
+    <w:p>
+      <w:pPr>
+        <w:pBdr>
+          <w:bottom w:val="single" w:sz="6" w:space="6" w:color="A6A6A6"/>
+        </w:pBdr>
+      </w:pPr>
+    </w:p>
+    <w:p/>
+    <w:p>
+      <w:pPr>
+        <w:spacing w:after="60"/>
+      </w:pPr>
+      <w:r>
+        <w:rPr>
+          <w:rFonts w:ascii="Times New Roman" w:hAnsi="Times New Roman"/>
+          <w:b/>
+          <w:sz w:val="26"/>
+        </w:rPr>
+        <w:t>5. ISRO scientists launch space research programmes at Chandigarh University - Awaz The Voice</w:t>
+      </w:r>
+    </w:p>
+    <w:p>
+      <w:pPr>
+        <w:spacing w:after="80"/>
+        <w:jc w:val="left"/>
+      </w:pPr>
+      <w:hyperlink r:id="rId16">
         <w:r>
           <w:rPr>
             <w:color w:val="0000FF"/>
@@ -210,7 +406,7 @@
           <w:b/>
           <w:sz w:val="26"/>
         </w:rPr>
-        <w:t>2. ISRO Scientists Mentor Students At Chandigarh University Space Programme 2026 - The Morning Voice</w:t>
+        <w:t>6. ISRO Scientists Mentor Students At Chandigarh University Space Programme 2026 - The Morning Voice</w:t>
       </w:r>
     </w:p>
     <w:p>
@@ -218,7 +414,7 @@
         <w:spacing w:after="80"/>
         <w:jc w:val="left"/>
       </w:pPr>
-      <w:hyperlink r:id="rId13">
+      <w:hyperlink r:id="rId17">
         <w:r>
           <w:rPr>
             <w:color w:val="0000FF"/>
@@ -249,7 +445,7 @@
                     <pic:cNvPicPr/>
                   </pic:nvPicPr>
                   <pic:blipFill>
-                    <a:blip r:embed="rId14"/>
+                    <a:blip r:embed="rId18"/>
                     <a:stretch>
                       <a:fillRect/>
                     </a:stretch>
@@ -299,7 +495,7 @@
           <w:b/>
           <w:sz w:val="26"/>
         </w:rPr>
-        <w:t>3. NASA's Webb Catches Exoplanet Getting Roasted</w:t>
+        <w:t>7. NASA's Webb Catches Exoplanet Getting Roasted</w:t>
       </w:r>
     </w:p>
     <w:p>
@@ -307,7 +503,7 @@
         <w:spacing w:after="80"/>
         <w:jc w:val="left"/>
       </w:pPr>
-      <w:hyperlink r:id="rId15">
+      <w:hyperlink r:id="rId19">
         <w:r>
           <w:rPr>
             <w:color w:val="0000FF"/>
@@ -338,7 +534,7 @@
                     <pic:cNvPicPr/>
                   </pic:nvPicPr>
                   <pic:blipFill>
-                    <a:blip r:embed="rId16"/>
+                    <a:blip r:embed="rId20"/>
                     <a:stretch>
                       <a:fillRect/>
                     </a:stretch>
@@ -388,7 +584,7 @@
           <w:b/>
           <w:sz w:val="26"/>
         </w:rPr>
-        <w:t>4. Astronaut Jessica Meir Assists With Hardware Updates for NASA's Cold Atom Lab</w:t>
+        <w:t>8. Astronaut Jessica Meir Assists With Hardware Updates for NASA's Cold Atom Lab</w:t>
       </w:r>
     </w:p>
     <w:p>
@@ -396,7 +592,7 @@
         <w:spacing w:after="80"/>
         <w:jc w:val="left"/>
       </w:pPr>
-      <w:hyperlink r:id="rId17">
+      <w:hyperlink r:id="rId21">
         <w:r>
           <w:rPr>
             <w:color w:val="0000FF"/>
@@ -427,7 +623,7 @@
                     <pic:cNvPicPr/>
                   </pic:nvPicPr>
                   <pic:blipFill>
-                    <a:blip r:embed="rId18"/>
+                    <a:blip r:embed="rId22"/>
                     <a:stretch>
                       <a:fillRect/>
                     </a:stretch>
@@ -477,7 +673,7 @@
           <w:b/>
           <w:sz w:val="26"/>
         </w:rPr>
-        <w:t>5. NASA Webb, Hubble Reveal History of Relic of Milky Way's Formation</w:t>
+        <w:t>9. NASA Webb, Hubble Reveal History of Relic of Milky Way's Formation</w:t>
       </w:r>
     </w:p>
     <w:p>
@@ -485,7 +681,7 @@
         <w:spacing w:after="80"/>
         <w:jc w:val="left"/>
       </w:pPr>
-      <w:hyperlink r:id="rId19">
+      <w:hyperlink r:id="rId23">
         <w:r>
           <w:rPr>
             <w:color w:val="0000FF"/>
@@ -516,7 +712,7 @@
                     <pic:cNvPicPr/>
                   </pic:nvPicPr>
                   <pic:blipFill>
-                    <a:blip r:embed="rId20"/>
+                    <a:blip r:embed="rId24"/>
                     <a:stretch>
                       <a:fillRect/>
                     </a:stretch>
@@ -566,7 +762,7 @@
           <w:b/>
           <w:sz w:val="26"/>
         </w:rPr>
-        <w:t>6. NASA's Quantum Lab Aboard Space Station Gets Chilly Upgrade</w:t>
+        <w:t>10. NASA's Quantum Lab Aboard Space Station Gets Chilly Upgrade</w:t>
       </w:r>
     </w:p>
     <w:p>
@@ -574,7 +770,7 @@
         <w:spacing w:after="80"/>
         <w:jc w:val="left"/>
       </w:pPr>
-      <w:hyperlink r:id="rId21">
+      <w:hyperlink r:id="rId25">
         <w:r>
           <w:rPr>
             <w:color w:val="0000FF"/>
@@ -621,7 +817,7 @@
           <w:b/>
           <w:sz w:val="26"/>
         </w:rPr>
-        <w:t>7. NASA Uses Machine Learning to Enhance Flash Flood Warnings</w:t>
+        <w:t>11. NASA Uses Machine Learning to Enhance Flash Flood Warnings</w:t>
       </w:r>
     </w:p>
     <w:p>
@@ -629,7 +825,7 @@
         <w:spacing w:after="80"/>
         <w:jc w:val="left"/>
       </w:pPr>
-      <w:hyperlink r:id="rId22">
+      <w:hyperlink r:id="rId26">
         <w:r>
           <w:rPr>
             <w:color w:val="0000FF"/>
@@ -660,7 +856,7 @@
                     <pic:cNvPicPr/>
                   </pic:nvPicPr>
                   <pic:blipFill>
-                    <a:blip r:embed="rId23"/>
+                    <a:blip r:embed="rId27"/>
                     <a:stretch>
                       <a:fillRect/>
                     </a:stretch>
@@ -710,7 +906,7 @@
           <w:b/>
           <w:sz w:val="26"/>
         </w:rPr>
-        <w:t>8. NASA X-ray spacecraft catches jet erupting from 1st supermassive black hole imaged by humanity</w:t>
+        <w:t>12. NASA X-ray spacecraft catches jet erupting from 1st supermassive black hole imaged by humanity</w:t>
       </w:r>
     </w:p>
     <w:p>
@@ -718,7 +914,7 @@
         <w:spacing w:after="80"/>
         <w:jc w:val="left"/>
       </w:pPr>
-      <w:hyperlink r:id="rId24">
+      <w:hyperlink r:id="rId28">
         <w:r>
           <w:rPr>
             <w:color w:val="0000FF"/>
@@ -749,7 +945,7 @@
                     <pic:cNvPicPr/>
                   </pic:nvPicPr>
                   <pic:blipFill>
-                    <a:blip r:embed="rId25"/>
+                    <a:blip r:embed="rId29"/>
                     <a:stretch>
                       <a:fillRect/>
                     </a:stretch>
@@ -799,7 +995,7 @@
           <w:b/>
           <w:sz w:val="26"/>
         </w:rPr>
-        <w:t>9. Watch European rocket launch record-breaking mission for Amazon on June 17</w:t>
+        <w:t>13. Watch European rocket launch record-breaking mission for Amazon on June 17</w:t>
       </w:r>
     </w:p>
     <w:p>
@@ -807,7 +1003,7 @@
         <w:spacing w:after="80"/>
         <w:jc w:val="left"/>
       </w:pPr>
-      <w:hyperlink r:id="rId26">
+      <w:hyperlink r:id="rId30">
         <w:r>
           <w:rPr>
             <w:color w:val="0000FF"/>
@@ -838,7 +1034,7 @@
                     <pic:cNvPicPr/>
                   </pic:nvPicPr>
                   <pic:blipFill>
-                    <a:blip r:embed="rId27"/>
+                    <a:blip r:embed="rId31"/>
                     <a:stretch>
                       <a:fillRect/>
                     </a:stretch>
@@ -888,7 +1084,7 @@
           <w:b/>
           <w:sz w:val="26"/>
         </w:rPr>
-        <w:t>10. Don't miss the moon lead a dazzling mini 'planet parade' on June 17</w:t>
+        <w:t>14. Don't miss the moon lead a dazzling mini 'planet parade' on June 17</w:t>
       </w:r>
     </w:p>
     <w:p>
@@ -896,7 +1092,7 @@
         <w:spacing w:after="80"/>
         <w:jc w:val="left"/>
       </w:pPr>
-      <w:hyperlink r:id="rId28">
+      <w:hyperlink r:id="rId32">
         <w:r>
           <w:rPr>
             <w:color w:val="0000FF"/>
@@ -927,7 +1123,7 @@
                     <pic:cNvPicPr/>
                   </pic:nvPicPr>
                   <pic:blipFill>
-                    <a:blip r:embed="rId29"/>
+                    <a:blip r:embed="rId33"/>
                     <a:stretch>
                       <a:fillRect/>
                     </a:stretch>

--- a/Space_News_17_06_2026.docx
+++ b/Space_News_17_06_2026.docx
@@ -155,7 +155,7 @@
           <w:b/>
           <w:sz w:val="26"/>
         </w:rPr>
-        <w:t>1. G20 satellite is expected to be launched in 2027: ISRO Chairman - Newsonair</w:t>
+        <w:t>1. ISRO Experts Highlight Role of Quantum Technologies in Future Space and Security Systems - The Quantum Insider</w:t>
       </w:r>
     </w:p>
     <w:p>
@@ -164,55 +164,6 @@
         <w:jc w:val="left"/>
       </w:pPr>
       <w:hyperlink r:id="rId12">
-        <w:r>
-          <w:rPr>
-            <w:color w:val="0000FF"/>
-            <w:u w:val="single"/>
-          </w:rPr>
-          <w:t>Read more</w:t>
-        </w:r>
-      </w:hyperlink>
-    </w:p>
-    <w:p>
-      <w:pPr>
-        <w:spacing w:after="120" w:line="276" w:lineRule="auto"/>
-        <w:jc w:val="both"/>
-      </w:pPr>
-      <w:r>
-        <w:rPr>
-          <w:rFonts w:ascii="Times New Roman" w:hAnsi="Times New Roman"/>
-          <w:sz w:val="24"/>
-        </w:rPr>
-        <w:t>ISRO Chairman V. Narayanan has said that the G20 satellite, designed to study climate and air pollution and monitor weather, is expected to be launched in 2027. He said India is the first country to succeed in placing more than 100 satellites using a single rocket without any collision. Dr Narayanan was addressing scientists from DRDO, ISRO, and the Aeronautical Society of India at the Engineering Staff College of India in Hyderabad yesterday. He said India is taking the lead role in the launch of the G20 satellite for the G-20 countries. Dr Narayanan said ISRO is working towards sending a human to the moon by 2040. He said if ISRO makes it happen by 2040, India will be on par with any other space-faring nation in terms of launcher technology, satellite technology, application area, and human space flight program. According to Dr Narayanan, ISRO is in the process of making a 2.2 metre diameter, 100 mm thick titanium vessel for Samudrayaan, a project for the Deep Ocean Mission.</w:t>
-      </w:r>
-    </w:p>
-    <w:p>
-      <w:pPr>
-        <w:pBdr>
-          <w:bottom w:val="single" w:sz="6" w:space="6" w:color="A6A6A6"/>
-        </w:pBdr>
-      </w:pPr>
-    </w:p>
-    <w:p/>
-    <w:p>
-      <w:pPr>
-        <w:spacing w:after="60"/>
-      </w:pPr>
-      <w:r>
-        <w:rPr>
-          <w:rFonts w:ascii="Times New Roman" w:hAnsi="Times New Roman"/>
-          <w:b/>
-          <w:sz w:val="26"/>
-        </w:rPr>
-        <w:t>2. ISRO Experts Highlight Role of Quantum Technologies in Future Space and Security Systems - The Quantum Insider</w:t>
-      </w:r>
-    </w:p>
-    <w:p>
-      <w:pPr>
-        <w:spacing w:after="80"/>
-        <w:jc w:val="left"/>
-      </w:pPr>
-      <w:hyperlink r:id="rId13">
         <w:r>
           <w:rPr>
             <w:color w:val="0000FF"/>
@@ -253,7 +204,7 @@
           <w:b/>
           <w:sz w:val="26"/>
         </w:rPr>
-        <w:t>3. Jitendra Singh congratulates ISRO for successful completion of IADT-02 for Gaganyaan Mission - DD News</w:t>
+        <w:t>2. Jitendra Singh congratulates ISRO for successful completion of IADT-02 for Gaganyaan Mission - DD News</w:t>
       </w:r>
     </w:p>
     <w:p>
@@ -261,7 +212,7 @@
         <w:spacing w:after="80"/>
         <w:jc w:val="left"/>
       </w:pPr>
-      <w:hyperlink r:id="rId14">
+      <w:hyperlink r:id="rId13">
         <w:r>
           <w:rPr>
             <w:color w:val="0000FF"/>
@@ -281,7 +232,7 @@
           <w:rFonts w:ascii="Times New Roman" w:hAnsi="Times New Roman"/>
           <w:sz w:val="24"/>
         </w:rPr>
-        <w:t>10/04/26 | 9:08 am | Gaganyaan mission ISRO Jitendra Singh Jitendra Singh congratulates ISRO for successful completion of IADT-02 for Gaganyaan Mission Union Minister Dr Jitendra Singh on Friday congratulated Indian Space Research Organisation (ISRO) for the successful completion of the Second Integrated Air Drop Test (IADT-02) for Gaganyaan, India's first human spaceflight mission scheduled for launch in 2027. He described the achievement as a significant milestone in preparing for the ambitious mission. Taking to social media platform X, Singh wrote, "Congratulations ISRO for the successful accomplishment of Second Integrated Air Drop Test (IADT-02) for Gaganyaan, India's first Human Space flight scheduled next year." He further noted, "The second Integrated Air Drop Test (IADT-02) was successfully conducted at Satish Dhawan Space Station, Sriharikota. This marks an important milestone towards the readiness for the Gaganyaan mission." India's first human spaceflight will be launched from Sriharikota in 2027. Although the mission has faced multiple delays due to its technological complexity, India has been developing the capabilities indigenously. Notably, such critical spaceflight technologies are closely guarded, and no country shares them. The government has allocated approximately Rs 10,000 crore for the Gaganyaan programme. The mission is now in its final phase, with the first crewed flight expected in the first quarter of 2027. Earlier, on April 8, ISRO Chairman V. Narayanan stated that all preparations for the uncrewed Gaganyaan missions are progressing smoothly. Speaking at the inaugural session of the 2nd International Conference on Smart Spacecraft Mission Operations, he said, "We are meeting just before the first uncrewed Gaganyaan mission. This is no ordinary mission but a crucial one for India. There will be three uncrewed missions before the final crewed launch. All activities for the first mission are progressing well, though challenges remain." The conference was also attended by former ISRO chiefs A.S. Kiran Kumar and S. Somanath, along with ISRO centre directors, students, and representatives from space startups. Meanwhile, India's human spaceflight preparations advanced further on April 4, as four selected astronauts began a high-altitude experiment in Ladakh under the "Mission Mitra" (Mapping of Interoperable Traits and Reliability Assessment). The programme aims to evaluate human performance in extreme environments. The astronauts, including Group Captain Shubhnashu Shukla and P. Balakrishnan Nair, arrived in Leh earlier this week for acclimatisation. The mission is supported by a multidisciplinary team of scientists, engineers, medical experts, and psychologists, marking another crucial step in India's journey towards human space exploration. -IANS 14 mins ago | Connectivity Indian Railways approves multiple projects to improve connectivity, safety Indian Railways has approved a series of infrastructure projects worth over ₹1,200 crore aimed at enhancing rail capacity, improving freight movement, strengthening safety systems and upgrading urban transport infrastructure across Gujarat, Maharas... 39 mins ago | Ashish Khanna PM Modi highlights India's solar-powered agriculture model as blueprint for food security in Africa Prime Minister Narendra Modi on Wednesday highlighted India's success in using solar energy to transform agriculture, describing the country's clean-energy-driven farming model as a scalable solution for improving food security, farmer incomes, and s... 45 mins ago | defence PM Modi highlights transformation of India's defence capabilities driven by self-reliance and indigenous innovation Prime Minister Narendra Modi on Wednesday highlighted the sweeping transformation of India's defence sector over the past decade, emphasizing that the country's growing military strength is being powered by self-reliance, indigenous innovation, advan...</w:t>
+        <w:t>10/04/26 | 9:08 am | Gaganyaan mission ISRO Jitendra Singh Jitendra Singh congratulates ISRO for successful completion of IADT-02 for Gaganyaan Mission Union Minister Dr Jitendra Singh on Friday congratulated Indian Space Research Organisation (ISRO) for the successful completion of the Second Integrated Air Drop Test (IADT-02) for Gaganyaan, India's first human spaceflight mission scheduled for launch in 2027. He described the achievement as a significant milestone in preparing for the ambitious mission. Taking to social media platform X, Singh wrote, "Congratulations ISRO for the successful accomplishment of Second Integrated Air Drop Test (IADT-02) for Gaganyaan, India's first Human Space flight scheduled next year." He further noted, "The second Integrated Air Drop Test (IADT-02) was successfully conducted at Satish Dhawan Space Station, Sriharikota. This marks an important milestone towards the readiness for the Gaganyaan mission." India's first human spaceflight will be launched from Sriharikota in 2027. Although the mission has faced multiple delays due to its technological complexity, India has been developing the capabilities indigenously. Notably, such critical spaceflight technologies are closely guarded, and no country shares them. The government has allocated approximately Rs 10,000 crore for the Gaganyaan programme. The mission is now in its final phase, with the first crewed flight expected in the first quarter of 2027. Earlier, on April 8, ISRO Chairman V. Narayanan stated that all preparations for the uncrewed Gaganyaan missions are progressing smoothly. Speaking at the inaugural session of the 2nd International Conference on Smart Spacecraft Mission Operations, he said, "We are meeting just before the first uncrewed Gaganyaan mission. This is no ordinary mission but a crucial one for India. There will be three uncrewed missions before the final crewed launch. All activities for the first mission are progressing well, though challenges remain." The conference was also attended by former ISRO chiefs A.S. Kiran Kumar and S. Somanath, along with ISRO centre directors, students, and representatives from space startups. Meanwhile, India's human spaceflight preparations advanced further on April 4, as four selected astronauts began a high-altitude experiment in Ladakh under the "Mission Mitra" (Mapping of Interoperable Traits and Reliability Assessment). The programme aims to evaluate human performance in extreme environments. The astronauts, including Group Captain Shubhnashu Shukla and P. Balakrishnan Nair, arrived in Leh earlier this week for acclimatisation. The mission is supported by a multidisciplinary team of scientists, engineers, medical experts, and psychologists, marking another crucial step in India's journey towards human space exploration. -IANS 20 mins ago | Connectivity Indian Railways approves multiple projects to improve connectivity, safety Indian Railways has approved a series of infrastructure projects worth over ₹1,200 crore aimed at enhancing rail capacity, improving freight movement, strengthening safety systems and upgrading urban transport infrastructure across Gujarat, Maharas... 45 mins ago | Ashish Khanna PM Modi highlights India's solar-powered agriculture model as blueprint for food security in Africa Prime Minister Narendra Modi on Wednesday highlighted India's success in using solar energy to transform agriculture, describing the country's clean-energy-driven farming model as a scalable solution for improving food security, farmer incomes, and s... 51 mins ago | defence PM Modi highlights transformation of India's defence capabilities driven by self-reliance and indigenous innovation Prime Minister Narendra Modi on Wednesday highlighted the sweeping transformation of India's defence sector over the past decade, emphasizing that the country's growing military strength is being powered by self-reliance, indigenous innovation, advan...</w:t>
       </w:r>
     </w:p>
     <w:p>
@@ -302,7 +253,7 @@
           <w:b/>
           <w:sz w:val="26"/>
         </w:rPr>
-        <w:t>4. ISRO successfully conducts 2nd integrated air drop test for Gaganyaan mission | Akashvani News - Newsonair</w:t>
+        <w:t>3. ISRO successfully conducts 2nd integrated air drop test for Gaganyaan mission | Akashvani News - Newsonair</w:t>
       </w:r>
     </w:p>
     <w:p>
@@ -310,7 +261,7 @@
         <w:spacing w:after="80"/>
         <w:jc w:val="left"/>
       </w:pPr>
-      <w:hyperlink r:id="rId15">
+      <w:hyperlink r:id="rId14">
         <w:r>
           <w:rPr>
             <w:color w:val="0000FF"/>
@@ -351,7 +302,7 @@
           <w:b/>
           <w:sz w:val="26"/>
         </w:rPr>
-        <w:t>5. ISRO scientists launch space research programmes at Chandigarh University - Awaz The Voice</w:t>
+        <w:t>4. ISRO scientists launch space research programmes at Chandigarh University - Awaz The Voice</w:t>
       </w:r>
     </w:p>
     <w:p>
@@ -359,7 +310,7 @@
         <w:spacing w:after="80"/>
         <w:jc w:val="left"/>
       </w:pPr>
-      <w:hyperlink r:id="rId16">
+      <w:hyperlink r:id="rId15">
         <w:r>
           <w:rPr>
             <w:color w:val="0000FF"/>
@@ -406,7 +357,7 @@
           <w:b/>
           <w:sz w:val="26"/>
         </w:rPr>
-        <w:t>6. ISRO Scientists Mentor Students At Chandigarh University Space Programme 2026 - The Morning Voice</w:t>
+        <w:t>5. ISRO Scientists Mentor Students At Chandigarh University Space Programme 2026 - The Morning Voice</w:t>
       </w:r>
     </w:p>
     <w:p>
@@ -414,7 +365,7 @@
         <w:spacing w:after="80"/>
         <w:jc w:val="left"/>
       </w:pPr>
-      <w:hyperlink r:id="rId17">
+      <w:hyperlink r:id="rId16">
         <w:r>
           <w:rPr>
             <w:color w:val="0000FF"/>
@@ -445,7 +396,7 @@
                     <pic:cNvPicPr/>
                   </pic:nvPicPr>
                   <pic:blipFill>
-                    <a:blip r:embed="rId18"/>
+                    <a:blip r:embed="rId17"/>
                     <a:stretch>
                       <a:fillRect/>
                     </a:stretch>
@@ -495,7 +446,7 @@
           <w:b/>
           <w:sz w:val="26"/>
         </w:rPr>
-        <w:t>7. NASA's Webb Catches Exoplanet Getting Roasted</w:t>
+        <w:t>6. NASA's Webb Catches Exoplanet Getting Roasted</w:t>
       </w:r>
     </w:p>
     <w:p>
@@ -503,7 +454,7 @@
         <w:spacing w:after="80"/>
         <w:jc w:val="left"/>
       </w:pPr>
-      <w:hyperlink r:id="rId19">
+      <w:hyperlink r:id="rId18">
         <w:r>
           <w:rPr>
             <w:color w:val="0000FF"/>
@@ -534,7 +485,7 @@
                     <pic:cNvPicPr/>
                   </pic:nvPicPr>
                   <pic:blipFill>
-                    <a:blip r:embed="rId20"/>
+                    <a:blip r:embed="rId19"/>
                     <a:stretch>
                       <a:fillRect/>
                     </a:stretch>
@@ -584,7 +535,7 @@
           <w:b/>
           <w:sz w:val="26"/>
         </w:rPr>
-        <w:t>8. Astronaut Jessica Meir Assists With Hardware Updates for NASA's Cold Atom Lab</w:t>
+        <w:t>7. Astronaut Jessica Meir Assists With Hardware Updates for NASA's Cold Atom Lab</w:t>
       </w:r>
     </w:p>
     <w:p>
@@ -592,7 +543,7 @@
         <w:spacing w:after="80"/>
         <w:jc w:val="left"/>
       </w:pPr>
-      <w:hyperlink r:id="rId21">
+      <w:hyperlink r:id="rId20">
         <w:r>
           <w:rPr>
             <w:color w:val="0000FF"/>
@@ -623,7 +574,7 @@
                     <pic:cNvPicPr/>
                   </pic:nvPicPr>
                   <pic:blipFill>
-                    <a:blip r:embed="rId22"/>
+                    <a:blip r:embed="rId21"/>
                     <a:stretch>
                       <a:fillRect/>
                     </a:stretch>
@@ -673,7 +624,7 @@
           <w:b/>
           <w:sz w:val="26"/>
         </w:rPr>
-        <w:t>9. NASA Webb, Hubble Reveal History of Relic of Milky Way's Formation</w:t>
+        <w:t>8. NASA Webb, Hubble Reveal History of Relic of Milky Way's Formation</w:t>
       </w:r>
     </w:p>
     <w:p>
@@ -681,7 +632,7 @@
         <w:spacing w:after="80"/>
         <w:jc w:val="left"/>
       </w:pPr>
-      <w:hyperlink r:id="rId23">
+      <w:hyperlink r:id="rId22">
         <w:r>
           <w:rPr>
             <w:color w:val="0000FF"/>
@@ -712,7 +663,7 @@
                     <pic:cNvPicPr/>
                   </pic:nvPicPr>
                   <pic:blipFill>
-                    <a:blip r:embed="rId24"/>
+                    <a:blip r:embed="rId23"/>
                     <a:stretch>
                       <a:fillRect/>
                     </a:stretch>
@@ -762,7 +713,7 @@
           <w:b/>
           <w:sz w:val="26"/>
         </w:rPr>
-        <w:t>10. NASA's Quantum Lab Aboard Space Station Gets Chilly Upgrade</w:t>
+        <w:t>9. NASA's Quantum Lab Aboard Space Station Gets Chilly Upgrade</w:t>
       </w:r>
     </w:p>
     <w:p>
@@ -770,7 +721,7 @@
         <w:spacing w:after="80"/>
         <w:jc w:val="left"/>
       </w:pPr>
-      <w:hyperlink r:id="rId25">
+      <w:hyperlink r:id="rId24">
         <w:r>
           <w:rPr>
             <w:color w:val="0000FF"/>
@@ -817,7 +768,7 @@
           <w:b/>
           <w:sz w:val="26"/>
         </w:rPr>
-        <w:t>11. NASA Uses Machine Learning to Enhance Flash Flood Warnings</w:t>
+        <w:t>10. NASA Uses Machine Learning to Enhance Flash Flood Warnings</w:t>
       </w:r>
     </w:p>
     <w:p>
@@ -825,7 +776,7 @@
         <w:spacing w:after="80"/>
         <w:jc w:val="left"/>
       </w:pPr>
-      <w:hyperlink r:id="rId26">
+      <w:hyperlink r:id="rId25">
         <w:r>
           <w:rPr>
             <w:color w:val="0000FF"/>
@@ -856,7 +807,7 @@
                     <pic:cNvPicPr/>
                   </pic:nvPicPr>
                   <pic:blipFill>
-                    <a:blip r:embed="rId27"/>
+                    <a:blip r:embed="rId26"/>
                     <a:stretch>
                       <a:fillRect/>
                     </a:stretch>
@@ -906,7 +857,7 @@
           <w:b/>
           <w:sz w:val="26"/>
         </w:rPr>
-        <w:t>12. NASA X-ray spacecraft catches jet erupting from 1st supermassive black hole imaged by humanity</w:t>
+        <w:t>11. NASA X-ray spacecraft catches jet erupting from 1st supermassive black hole imaged by humanity</w:t>
       </w:r>
     </w:p>
     <w:p>
@@ -914,7 +865,7 @@
         <w:spacing w:after="80"/>
         <w:jc w:val="left"/>
       </w:pPr>
-      <w:hyperlink r:id="rId28">
+      <w:hyperlink r:id="rId27">
         <w:r>
           <w:rPr>
             <w:color w:val="0000FF"/>
@@ -945,7 +896,7 @@
                     <pic:cNvPicPr/>
                   </pic:nvPicPr>
                   <pic:blipFill>
-                    <a:blip r:embed="rId29"/>
+                    <a:blip r:embed="rId28"/>
                     <a:stretch>
                       <a:fillRect/>
                     </a:stretch>
@@ -995,7 +946,7 @@
           <w:b/>
           <w:sz w:val="26"/>
         </w:rPr>
-        <w:t>13. Watch European rocket launch record-breaking mission for Amazon on June 17</w:t>
+        <w:t>12. Watch European rocket launch record-breaking mission for Amazon on June 17</w:t>
       </w:r>
     </w:p>
     <w:p>
@@ -1003,7 +954,7 @@
         <w:spacing w:after="80"/>
         <w:jc w:val="left"/>
       </w:pPr>
-      <w:hyperlink r:id="rId30">
+      <w:hyperlink r:id="rId29">
         <w:r>
           <w:rPr>
             <w:color w:val="0000FF"/>
@@ -1034,7 +985,7 @@
                     <pic:cNvPicPr/>
                   </pic:nvPicPr>
                   <pic:blipFill>
-                    <a:blip r:embed="rId31"/>
+                    <a:blip r:embed="rId30"/>
                     <a:stretch>
                       <a:fillRect/>
                     </a:stretch>
@@ -1084,7 +1035,7 @@
           <w:b/>
           <w:sz w:val="26"/>
         </w:rPr>
-        <w:t>14. Don't miss the moon lead a dazzling mini 'planet parade' on June 17</w:t>
+        <w:t>13. Don't miss the moon lead a dazzling mini 'planet parade' on June 17</w:t>
       </w:r>
     </w:p>
     <w:p>
@@ -1092,7 +1043,7 @@
         <w:spacing w:after="80"/>
         <w:jc w:val="left"/>
       </w:pPr>
-      <w:hyperlink r:id="rId32">
+      <w:hyperlink r:id="rId31">
         <w:r>
           <w:rPr>
             <w:color w:val="0000FF"/>
@@ -1123,7 +1074,7 @@
                     <pic:cNvPicPr/>
                   </pic:nvPicPr>
                   <pic:blipFill>
-                    <a:blip r:embed="rId33"/>
+                    <a:blip r:embed="rId32"/>
                     <a:stretch>
                       <a:fillRect/>
                     </a:stretch>
